--- a/ТРКД_Стефанович_Лаб1.docx
+++ b/ТРКД_Стефанович_Лаб1.docx
@@ -186,7 +186,15 @@
         <w:rPr>
           <w:noProof/>
         </w:rPr>
-        <w:t>Виконала:</w:t>
+        <w:t>Виконав</w:t>
+      </w:r>
+      <w:bookmarkStart w:id="0" w:name="_GoBack"/>
+      <w:bookmarkEnd w:id="0"/>
+      <w:r>
+        <w:rPr>
+          <w:noProof/>
+        </w:rPr>
+        <w:t>:</w:t>
       </w:r>
     </w:p>
     <w:p>
@@ -202,13 +210,7 @@
         <w:rPr>
           <w:noProof/>
         </w:rPr>
-        <w:t>студент</w:t>
-      </w:r>
-      <w:r>
-        <w:rPr>
-          <w:noProof/>
-        </w:rPr>
-        <w:t xml:space="preserve"> 401-ТН</w:t>
+        <w:t>студент 401-ТН</w:t>
       </w:r>
     </w:p>
     <w:p>
@@ -626,13 +628,7 @@
         <w:rPr>
           <w:noProof/>
         </w:rPr>
-        <w:t xml:space="preserve"> </w:t>
-      </w:r>
-      <w:r>
-        <w:rPr>
-          <w:noProof/>
-        </w:rPr>
-        <w:t>Веб-додаток електронної комерції.</w:t>
+        <w:t xml:space="preserve"> Веб-додаток електронної комерції.</w:t>
       </w:r>
     </w:p>
     <w:p>
@@ -657,19 +653,7 @@
         <w:rPr>
           <w:noProof/>
         </w:rPr>
-        <w:t xml:space="preserve">Програмне забезпечення призначене для </w:t>
-      </w:r>
-      <w:r>
-        <w:rPr>
-          <w:noProof/>
-        </w:rPr>
-        <w:t xml:space="preserve">утворення платформи для онлайн-купівлі/продажу товарів. Система реалізується у вигляді корпоративного web-додатка з авторизацією користувачів і розмежуванням прав доступу відповідно до їхніх ролей. Основною функцією системи є </w:t>
-      </w:r>
-      <w:r>
-        <w:rPr>
-          <w:noProof/>
-        </w:rPr>
-        <w:t>забезпечення зручної та безпечної взаємодії між покупцем і продавцем</w:t>
+        <w:t>Програмне забезпечення призначене для утворення платформи для онлайн-купівлі/продажу товарів. Система реалізується у вигляді корпоративного web-додатка з авторизацією користувачів і розмежуванням прав доступу відповідно до їхніх ролей. Основною функцією системи є забезпечення зручної та безпечної взаємодії між покупцем і продавцем</w:t>
       </w:r>
       <w:r>
         <w:rPr>
@@ -700,19 +684,7 @@
         <w:rPr>
           <w:noProof/>
         </w:rPr>
-        <w:t>в умовах ст</w:t>
-      </w:r>
-      <w:r>
-        <w:rPr>
-          <w:noProof/>
-        </w:rPr>
-        <w:t>рімкого розвитку технологій о</w:t>
-      </w:r>
-      <w:r>
-        <w:rPr>
-          <w:noProof/>
-        </w:rPr>
-        <w:t>нлайн-торгівля стала одним із провідних каналів продажів як для малого бізнесу, так і для великих компаній.</w:t>
+        <w:t>в умовах стрімкого розвитку технологій онлайн-торгівля стала одним із провідних каналів продажів як для малого бізнесу, так і для великих компаній.</w:t>
       </w:r>
     </w:p>
     <w:p>
@@ -794,13 +766,7 @@
         <w:rPr>
           <w:noProof/>
         </w:rPr>
-        <w:t xml:space="preserve">Функціональність системи обмежується базовими можливостями електронної комерції (перегляд товарів, кошик, оформлення </w:t>
-      </w:r>
-      <w:r>
-        <w:rPr>
-          <w:noProof/>
-        </w:rPr>
-        <w:t>замовлення, керування профілем).</w:t>
+        <w:t>Функціональність системи обмежується базовими можливостями електронної комерції (перегляд товарів, кошик, оформлення замовлення, керування профілем).</w:t>
       </w:r>
     </w:p>
     <w:p>
@@ -821,13 +787,7 @@
         <w:rPr>
           <w:noProof/>
         </w:rPr>
-        <w:t>Відповідальність за достовірність введених персональних даних покладається на користува</w:t>
-      </w:r>
-      <w:r>
-        <w:rPr>
-          <w:noProof/>
-        </w:rPr>
-        <w:t>ча.</w:t>
+        <w:t>Відповідальність за достовірність введених персональних даних покладається на користувача.</w:t>
       </w:r>
     </w:p>
     <w:p>
@@ -1422,8 +1382,6 @@
           <w:noProof/>
         </w:rPr>
       </w:pPr>
-      <w:bookmarkStart w:id="0" w:name="_GoBack"/>
-      <w:bookmarkEnd w:id="0"/>
     </w:p>
     <w:p>
       <w:pPr>
@@ -1456,13 +1414,7 @@
         <w:rPr>
           <w:noProof/>
         </w:rPr>
-        <w:t>Ро</w:t>
-      </w:r>
-      <w:r>
-        <w:rPr>
-          <w:noProof/>
-        </w:rPr>
-        <w:t>ль: Користувач</w:t>
+        <w:t>Роль: Користувач</w:t>
       </w:r>
     </w:p>
     <w:p>
@@ -1483,13 +1435,7 @@
         <w:rPr>
           <w:noProof/>
         </w:rPr>
-        <w:t xml:space="preserve">Як користувач, я </w:t>
-      </w:r>
-      <w:r>
-        <w:rPr>
-          <w:noProof/>
-        </w:rPr>
-        <w:t>хочу зареєструватися в системі.</w:t>
+        <w:t>Як користувач, я хочу зареєструватися в системі.</w:t>
       </w:r>
     </w:p>
     <w:p>
@@ -1510,13 +1456,7 @@
         <w:rPr>
           <w:noProof/>
         </w:rPr>
-        <w:t>Як користувач, я хочу а</w:t>
-      </w:r>
-      <w:r>
-        <w:rPr>
-          <w:noProof/>
-        </w:rPr>
-        <w:t>вторизуватися у своєму акаунті.</w:t>
+        <w:t>Як користувач, я хочу авторизуватися у своєму акаунті.</w:t>
       </w:r>
     </w:p>
     <w:p>
@@ -1537,13 +1477,7 @@
         <w:rPr>
           <w:noProof/>
         </w:rPr>
-        <w:t>Як користувач, я хочу редагувати свій про</w:t>
-      </w:r>
-      <w:r>
-        <w:rPr>
-          <w:noProof/>
-        </w:rPr>
-        <w:t>філь.</w:t>
+        <w:t>Як користувач, я хочу редагувати свій профіль.</w:t>
       </w:r>
     </w:p>
     <w:p>
@@ -1564,13 +1498,7 @@
         <w:rPr>
           <w:noProof/>
         </w:rPr>
-        <w:t>Як користувач, я хочу створюват</w:t>
-      </w:r>
-      <w:r>
-        <w:rPr>
-          <w:noProof/>
-        </w:rPr>
-        <w:t>и оголошення про продаж товару.</w:t>
+        <w:t>Як користувач, я хочу створювати оголошення про продаж товару.</w:t>
       </w:r>
     </w:p>
     <w:p>
@@ -1591,13 +1519,7 @@
         <w:rPr>
           <w:noProof/>
         </w:rPr>
-        <w:t>Як користувач, я хочу додавати оп</w:t>
-      </w:r>
-      <w:r>
-        <w:rPr>
-          <w:noProof/>
-        </w:rPr>
-        <w:t>ис, фото та ціну до оголошення.</w:t>
+        <w:t>Як користувач, я хочу додавати опис, фото та ціну до оголошення.</w:t>
       </w:r>
     </w:p>
     <w:p>
@@ -1618,13 +1540,7 @@
         <w:rPr>
           <w:noProof/>
         </w:rPr>
-        <w:t xml:space="preserve">Як користувач, я хочу редагувати </w:t>
-      </w:r>
-      <w:r>
-        <w:rPr>
-          <w:noProof/>
-        </w:rPr>
-        <w:t>або видаляти власні оголошення.</w:t>
+        <w:t>Як користувач, я хочу редагувати або видаляти власні оголошення.</w:t>
       </w:r>
     </w:p>
     <w:p>
@@ -1645,13 +1561,7 @@
         <w:rPr>
           <w:noProof/>
         </w:rPr>
-        <w:t>Як користувач, я хочу переглядати всі доступні оголош</w:t>
-      </w:r>
-      <w:r>
-        <w:rPr>
-          <w:noProof/>
-        </w:rPr>
-        <w:t>ення.</w:t>
+        <w:t>Як користувач, я хочу переглядати всі доступні оголошення.</w:t>
       </w:r>
     </w:p>
     <w:p>
@@ -1672,13 +1582,7 @@
         <w:rPr>
           <w:noProof/>
         </w:rPr>
-        <w:t>Як користувач, я хочу здійснювати пошу</w:t>
-      </w:r>
-      <w:r>
-        <w:rPr>
-          <w:noProof/>
-        </w:rPr>
-        <w:t>к товарів за ключовими словами.</w:t>
+        <w:t>Як користувач, я хочу здійснювати пошук товарів за ключовими словами.</w:t>
       </w:r>
     </w:p>
     <w:p>
@@ -1720,13 +1624,7 @@
         <w:rPr>
           <w:noProof/>
         </w:rPr>
-        <w:t>Як користувач, я хочу зв’язатися з продавцем через</w:t>
-      </w:r>
-      <w:r>
-        <w:rPr>
-          <w:noProof/>
-        </w:rPr>
-        <w:t xml:space="preserve"> внутрішню систему повідомлень.</w:t>
+        <w:t>Як користувач, я хочу зв’язатися з продавцем через внутрішню систему повідомлень.</w:t>
       </w:r>
     </w:p>
     <w:p>
@@ -1747,13 +1645,7 @@
         <w:rPr>
           <w:noProof/>
         </w:rPr>
-        <w:t>Як користувач, я хоч</w:t>
-      </w:r>
-      <w:r>
-        <w:rPr>
-          <w:noProof/>
-        </w:rPr>
-        <w:t>у додавати оголошення в обране.</w:t>
+        <w:t>Як користувач, я хочу додавати оголошення в обране.</w:t>
       </w:r>
     </w:p>
     <w:p>
@@ -1775,13 +1667,7 @@
           <w:noProof/>
         </w:rPr>
         <w:lastRenderedPageBreak/>
-        <w:t xml:space="preserve">Як користувач, я хочу залишати відгук про </w:t>
-      </w:r>
-      <w:r>
-        <w:rPr>
-          <w:noProof/>
-        </w:rPr>
-        <w:t>іншого користувача після угоди.</w:t>
+        <w:t>Як користувач, я хочу залишати відгук про іншого користувача після угоди.</w:t>
       </w:r>
     </w:p>
     <w:p>
@@ -2010,13 +1896,7 @@
         <w:rPr>
           <w:noProof/>
         </w:rPr>
-        <w:t>Як модератор, я хочу переглядати нов</w:t>
-      </w:r>
-      <w:r>
-        <w:rPr>
-          <w:noProof/>
-        </w:rPr>
-        <w:t>і оголошення перед публікацією.</w:t>
+        <w:t>Як модератор, я хочу переглядати нові оголошення перед публікацією.</w:t>
       </w:r>
     </w:p>
     <w:p>
@@ -2037,13 +1917,7 @@
         <w:rPr>
           <w:noProof/>
         </w:rPr>
-        <w:t>Як модератор, я хочу блокувати або видаляти ог</w:t>
-      </w:r>
-      <w:r>
-        <w:rPr>
-          <w:noProof/>
-        </w:rPr>
-        <w:t>олошення, що порушують правила.</w:t>
+        <w:t>Як модератор, я хочу блокувати або видаляти оголошення, що порушують правила.</w:t>
       </w:r>
     </w:p>
     <w:p>
@@ -2064,13 +1938,7 @@
         <w:rPr>
           <w:noProof/>
         </w:rPr>
-        <w:t>Як модератор, я хочу блокувати корист</w:t>
-      </w:r>
-      <w:r>
-        <w:rPr>
-          <w:noProof/>
-        </w:rPr>
-        <w:t>увачів у разі порушення правил.</w:t>
+        <w:t>Як модератор, я хочу блокувати користувачів у разі порушення правил.</w:t>
       </w:r>
     </w:p>
     <w:p>
@@ -2347,13 +2215,7 @@
         <w:rPr>
           <w:noProof/>
         </w:rPr>
-        <w:t>Як адміністратор, я хоч</w:t>
-      </w:r>
-      <w:r>
-        <w:rPr>
-          <w:noProof/>
-        </w:rPr>
-        <w:t>у керувати ролями користувачів.</w:t>
+        <w:t>Як адміністратор, я хочу керувати ролями користувачів.</w:t>
       </w:r>
     </w:p>
     <w:p>
@@ -2429,13 +2291,7 @@
         <w:rPr>
           <w:noProof/>
         </w:rPr>
-        <w:t>Час завантаження головної сторінки не повинен перевищувати 3 секунд при</w:t>
-      </w:r>
-      <w:r>
-        <w:rPr>
-          <w:noProof/>
-        </w:rPr>
-        <w:t xml:space="preserve"> швидкості інтернету 10 Мбіт/с.</w:t>
+        <w:t>Час завантаження головної сторінки не повинен перевищувати 3 секунд при швидкості інтернету 10 Мбіт/с.</w:t>
       </w:r>
     </w:p>
     <w:p>
@@ -2456,13 +2312,7 @@
         <w:rPr>
           <w:noProof/>
         </w:rPr>
-        <w:t>Час відображення результатів пошуку не повинен перевищувати 2 секун</w:t>
-      </w:r>
-      <w:r>
-        <w:rPr>
-          <w:noProof/>
-        </w:rPr>
-        <w:t>д при базі до 50 000 оголошень.</w:t>
+        <w:t>Час відображення результатів пошуку не повинен перевищувати 2 секунд при базі до 50 000 оголошень.</w:t>
       </w:r>
     </w:p>
     <w:p>
@@ -2478,13 +2328,7 @@
         <w:rPr>
           <w:noProof/>
         </w:rPr>
-        <w:t>На</w:t>
-      </w:r>
-      <w:r>
-        <w:rPr>
-          <w:noProof/>
-        </w:rPr>
-        <w:t>дійність</w:t>
+        <w:t>Надійність</w:t>
       </w:r>
     </w:p>
     <w:p>
@@ -2537,13 +2381,7 @@
         <w:rPr>
           <w:noProof/>
         </w:rPr>
-        <w:t>Втрата даних оголошень та повідомлень не допускається у разі перезавантажен</w:t>
-      </w:r>
-      <w:r>
-        <w:rPr>
-          <w:noProof/>
-        </w:rPr>
-        <w:t>ня сервера.</w:t>
+        <w:t>Втрата даних оголошень та повідомлень не допускається у разі перезавантаження сервера.</w:t>
       </w:r>
     </w:p>
     <w:p>
@@ -2564,13 +2402,7 @@
         <w:rPr>
           <w:noProof/>
         </w:rPr>
-        <w:t>Резервне копіювання бази даних повинно виконуватись н</w:t>
-      </w:r>
-      <w:r>
-        <w:rPr>
-          <w:noProof/>
-        </w:rPr>
-        <w:t>е рідше ніж 1 раз на 24 години.</w:t>
+        <w:t>Резервне копіювання бази даних повинно виконуватись не рідше ніж 1 раз на 24 години.</w:t>
       </w:r>
       <w:r>
         <w:rPr>
@@ -2678,13 +2510,7 @@
         <w:rPr>
           <w:noProof/>
         </w:rPr>
-        <w:t>Передача даних між клієнтом і сервером пов</w:t>
-      </w:r>
-      <w:r>
-        <w:rPr>
-          <w:noProof/>
-        </w:rPr>
-        <w:t>инна здійснюватися через HTTPS.</w:t>
+        <w:t>Передача даних між клієнтом і сервером повинна здійснюватися через HTTPS.</w:t>
       </w:r>
     </w:p>
     <w:p>
@@ -2705,13 +2531,7 @@
         <w:rPr>
           <w:noProof/>
         </w:rPr>
-        <w:t>Паролі користувачів повинні зберігатися у</w:t>
-      </w:r>
-      <w:r>
-        <w:rPr>
-          <w:noProof/>
-        </w:rPr>
-        <w:t xml:space="preserve"> вигляді криптографічного хешу.</w:t>
+        <w:t>Паролі користувачів повинні зберігатися у вигляді криптографічного хешу.</w:t>
       </w:r>
     </w:p>
     <w:p>
@@ -2732,13 +2552,7 @@
         <w:rPr>
           <w:noProof/>
         </w:rPr>
-        <w:t>Система повинна автоматично завершувати сесію користувача після 30 хвилин неакти</w:t>
-      </w:r>
-      <w:r>
-        <w:rPr>
-          <w:noProof/>
-        </w:rPr>
-        <w:t>вності.</w:t>
+        <w:t>Система повинна автоматично завершувати сесію користувача після 30 хвилин неактивності.</w:t>
       </w:r>
     </w:p>
     <w:p>
@@ -2759,13 +2573,7 @@
         <w:rPr>
           <w:noProof/>
         </w:rPr>
-        <w:t>Користувач може редагувати або в</w:t>
-      </w:r>
-      <w:r>
-        <w:rPr>
-          <w:noProof/>
-        </w:rPr>
-        <w:t>идаляти лише власні оголошення.</w:t>
+        <w:t>Користувач може редагувати або видаляти лише власні оголошення.</w:t>
       </w:r>
     </w:p>
     <w:p>
@@ -2781,13 +2589,7 @@
         <w:rPr>
           <w:noProof/>
         </w:rPr>
-        <w:t>Зру</w:t>
-      </w:r>
-      <w:r>
-        <w:rPr>
-          <w:noProof/>
-        </w:rPr>
-        <w:t>чність використання (Usability)</w:t>
+        <w:t>Зручність використання (Usability)</w:t>
       </w:r>
     </w:p>
     <w:p>
@@ -2936,13 +2738,7 @@
         <w:rPr>
           <w:noProof/>
         </w:rPr>
-        <w:t>Інтерфейс повинен бути адаптивним та коректно відображатися на пристро</w:t>
-      </w:r>
-      <w:r>
-        <w:rPr>
-          <w:noProof/>
-        </w:rPr>
-        <w:t>ях із шириною екрана від 360px.</w:t>
+        <w:t>Інтерфейс повинен бути адаптивним та коректно відображатися на пристроях із шириною екрана від 360px.</w:t>
       </w:r>
     </w:p>
     <w:p>
@@ -2963,13 +2759,7 @@
         <w:rPr>
           <w:noProof/>
         </w:rPr>
-        <w:t xml:space="preserve">Створення оголошення повинно здійснюватися не більше </w:t>
-      </w:r>
-      <w:r>
-        <w:rPr>
-          <w:noProof/>
-        </w:rPr>
-        <w:t>ніж за 5 кроків.</w:t>
+        <w:t>Створення оголошення повинно здійснюватися не більше ніж за 5 кроків.</w:t>
       </w:r>
     </w:p>
     <w:p>
@@ -2990,13 +2780,7 @@
         <w:rPr>
           <w:noProof/>
         </w:rPr>
-        <w:t xml:space="preserve">Основні функції (пошук, створення оголошення, повідомлення) повинні </w:t>
-      </w:r>
-      <w:r>
-        <w:rPr>
-          <w:noProof/>
-        </w:rPr>
-        <w:t>бути доступні з головного меню.</w:t>
+        <w:t>Основні функції (пошук, створення оголошення, повідомлення) повинні бути доступні з головного меню.</w:t>
       </w:r>
     </w:p>
     <w:sectPr>
